--- a/l2_esp_alv_to_dent.docx
+++ b/l2_esp_alv_to_dent.docx
@@ -24,7 +24,7 @@
         <w:pStyle w:val="Heading1"/>
       </w:pPr>
       <w:r>
-        <w:t xml:space="preserve">Ultrasound Alveolar to Dental L1 English L2 Spanish</w:t>
+        <w:t xml:space="preserve">L1 English L2 Spanish Coronal Stop-Rhotic Cluster Training: An Ultrasound Study</w:t>
       </w:r>
     </w:p>
     <w:p>
@@ -154,7 +154,7 @@
         <w:pStyle w:val="Heading1"/>
       </w:pPr>
       <w:r>
-        <w:t xml:space="preserve">Ultrasound Alveolar to Dental L1 English L2 Spanish</w:t>
+        <w:t xml:space="preserve">L1 English L2 Spanish Coronal Stop-Rhotic Cluster Training: An Ultrasound Study</w:t>
       </w:r>
     </w:p>
     <w:p>
@@ -497,7 +497,7 @@
         <w:t xml:space="preserve"> </w:t>
       </w:r>
       <w:r>
-        <w:t xml:space="preserve">investigating the effects of ultrasound visualization feedback on the acquisition of /t d/ + /ɾ/ clusters in L1 English L2 Spanish learners. Participants completed a pre-test, an intervention, and a post-test. Acoustic measures were collected during the pre- and post-tests as quantitative measures.</w:t>
+        <w:t xml:space="preserve">investigating the effects of ultrasound visualization feedback on the acquisition of /t d/ + /ɾ/ clusters in L1 English L2 Spanish learners. Over the course of five weeks in a domestic immersion language program, participants completed a pre-test, three ultrasound training sessions, and a post-test. In each of the five sessions, participants completed a production task, targeting the coronal stop-rhotic clusters, as well as AXB discrimination and AB identification perception tasks to better understand the relationship between production and perception.</w:t>
       </w:r>
     </w:p>
     <w:bookmarkStart w:id="24" w:name="visual-feedback"/>
@@ -914,7 +914,7 @@
           <w:rPr>
             <w:rStyle w:val="Hyperlink"/>
           </w:rPr>
-          <w:t xml:space="preserve">Casillas, 2020</w:t>
+          <w:t xml:space="preserve">Casillas, 2020b</w:t>
         </w:r>
       </w:hyperlink>
       <w:r>
@@ -1160,7 +1160,7 @@
         <w:pStyle w:val="FirstParagraph"/>
       </w:pPr>
       <w:r>
-        <w:t xml:space="preserve">In both Spanish and English, /t d/ + rhotic onset clusters are phonotactically allowed, but there are major phonetic differences between the two languages despite the individual segments of the cluster being relatively similar between the two languages, the resulting realization of the cluster proves to be quite distinct.. In phrase-initial position, Spanish /tɾ dɾ/ have been acoustically described for evaluation of L2 production using three measures: stop voice onset time (VOT), rhotic manner (tap), rhotic duration and svarabhakti (epenthetical) vowel occurrence (and duration)</w:t>
+        <w:t xml:space="preserve">In both Spanish and English, /t d/ + rhotic onset clusters are phonotactically allowed, but there are major phonetic differences between the two languages despite the individual segments of the cluster being relatively similar between the two languages, the resulting realization of the cluster proves to be quite distinct. In phrase-initial position, Spanish /tɾ dɾ/ have been acoustically described for evaluation of L2 production using three measures: stop voice onset time (VOT), rhotic manner (tap), rhotic duration and svarabhakti (epenthetical) vowel occurrence (and duration)</w:t>
       </w:r>
       <w:r>
         <w:t xml:space="preserve"> </w:t>
@@ -1367,27 +1367,53 @@
         <w:pStyle w:val="BodyText"/>
       </w:pPr>
       <w:r>
-        <w:t xml:space="preserve">From an articulatory perspective, the last two stages of development seem to align with a more target-like production of the stop consonants. That is, it is unlikely that an alveolar stop occurs with an alveolar tap due to the overlap in place of articulation, making it even more unlikely that the target-like epenthetic vowel will occur. Thus, it seems that participants who would most benefit from training specifically on stop-rhotic clusters would be learners who have already acquired target-like voicing contrasts and rhotic duration. Since objective proficiency measures were not obtained for participants in the aforementioned studies, it is difficult to determine how to compare new participants to the previous studies. Based on the reported information, it appears that even advanced learners, who are enrolled in or have completed a graduate program in Spanish, may benefit from such training</w:t>
-      </w:r>
-      <w:r>
-        <w:t xml:space="preserve"> </w:t>
-      </w:r>
-      <w:r>
-        <w:t xml:space="preserve">(</w:t>
-      </w:r>
-      <w:hyperlink w:anchor="ref-colantoni2006native">
-        <w:r>
-          <w:rPr>
-            <w:rStyle w:val="Hyperlink"/>
-          </w:rPr>
-          <w:t xml:space="preserve">Colantoni &amp; Steele, 2006</w:t>
+        <w:t xml:space="preserve">From an articulatory perspective, the last two stages of the development proposed by</w:t>
+      </w:r>
+      <w:r>
+        <w:t xml:space="preserve"> </w:t>
+      </w:r>
+      <w:r>
+        <w:t xml:space="preserve">Morales (</w:t>
+      </w:r>
+      <w:hyperlink w:anchor="ref-morales2017development">
+        <w:r>
+          <w:rPr>
+            <w:rStyle w:val="Hyperlink"/>
+          </w:rPr>
+          <w:t xml:space="preserve">2017</w:t>
         </w:r>
       </w:hyperlink>
       <w:r>
         <w:t xml:space="preserve">)</w:t>
       </w:r>
       <w:r>
-        <w:t xml:space="preserve">.</w:t>
+        <w:t xml:space="preserve"> </w:t>
+      </w:r>
+      <w:r>
+        <w:t xml:space="preserve">seem to align with a more target-like production of the stop consonants’ place of articulation. That is, it is unlikely that an alveolar stop occurs with an alveolar tap due to the overlap in place of articulation, making it even more unlikely that the target-like epenthetic vowel will occur. Thus, it seems that participants who would most benefit from training specifically on stop-rhotic clusters would be learners who have already acquired target-like voicing contrasts and rhotic duration. However, training of place articulation with direct visual feedback through ultrasound imaging may provide insight into if the ordering proposed by</w:t>
+      </w:r>
+      <w:r>
+        <w:t xml:space="preserve"> </w:t>
+      </w:r>
+      <w:r>
+        <w:t xml:space="preserve">Morales (</w:t>
+      </w:r>
+      <w:hyperlink w:anchor="ref-morales2017development">
+        <w:r>
+          <w:rPr>
+            <w:rStyle w:val="Hyperlink"/>
+          </w:rPr>
+          <w:t xml:space="preserve">2017</w:t>
+        </w:r>
+      </w:hyperlink>
+      <w:r>
+        <w:t xml:space="preserve">)</w:t>
+      </w:r>
+      <w:r>
+        <w:t xml:space="preserve"> </w:t>
+      </w:r>
+      <w:r>
+        <w:t xml:space="preserve">is fixed or sensitive to training.</w:t>
       </w:r>
     </w:p>
     <w:bookmarkEnd w:id="27"/>
@@ -1405,6 +1431,95 @@
         <w:pStyle w:val="FirstParagraph"/>
       </w:pPr>
       <w:r>
+        <w:t xml:space="preserve">Van Leussen and Escudero (</w:t>
+      </w:r>
+      <w:hyperlink w:anchor="ref-van2015learning">
+        <w:r>
+          <w:rPr>
+            <w:rStyle w:val="Hyperlink"/>
+          </w:rPr>
+          <w:t xml:space="preserve">2015</w:t>
+        </w:r>
+      </w:hyperlink>
+      <w:r>
+        <w:t xml:space="preserve">)</w:t>
+      </w:r>
+      <w:r>
+        <w:t xml:space="preserve"> </w:t>
+      </w:r>
+      <w:r>
+        <w:t xml:space="preserve">propose a link between perception and production, such that perception precedes production. As such, it may seem unintuitive to train learners on production before perception.</w:t>
+      </w:r>
+      <w:r>
+        <w:t xml:space="preserve"> </w:t>
+      </w:r>
+      <w:r>
+        <w:t xml:space="preserve">Casillas (</w:t>
+      </w:r>
+      <w:hyperlink w:anchor="ref-casillas2020phonetic">
+        <w:r>
+          <w:rPr>
+            <w:rStyle w:val="Hyperlink"/>
+          </w:rPr>
+          <w:t xml:space="preserve">2020a</w:t>
+        </w:r>
+      </w:hyperlink>
+      <w:r>
+        <w:t xml:space="preserve">)</w:t>
+      </w:r>
+      <w:r>
+        <w:t xml:space="preserve"> </w:t>
+      </w:r>
+      <w:r>
+        <w:t xml:space="preserve">corroborates the hypothesis that perception precedes production in a semi-longitudinal study of L1 English L2 Spanish learners acquiring voice onset time of stops. However,</w:t>
+      </w:r>
+      <w:r>
+        <w:t xml:space="preserve"> </w:t>
+      </w:r>
+      <w:r>
+        <w:t xml:space="preserve">Sheldon and Strange (</w:t>
+      </w:r>
+      <w:hyperlink w:anchor="ref-sheldon1982acquisition">
+        <w:r>
+          <w:rPr>
+            <w:rStyle w:val="Hyperlink"/>
+          </w:rPr>
+          <w:t xml:space="preserve">1982</w:t>
+        </w:r>
+      </w:hyperlink>
+      <w:r>
+        <w:t xml:space="preserve">)</w:t>
+      </w:r>
+      <w:r>
+        <w:t xml:space="preserve"> </w:t>
+      </w:r>
+      <w:r>
+        <w:t xml:space="preserve">finds that production can indeed precede perception in some cases, as is the case with L1 Japanese L2 English speakers acquiring liquid distinctions. As such, it cannot be given that perception always precedes production, nor that production cannot have an impact on perception, as is suggested in some L2 learning models</w:t>
+      </w:r>
+      <w:r>
+        <w:t xml:space="preserve"> </w:t>
+      </w:r>
+      <w:r>
+        <w:t xml:space="preserve">(</w:t>
+      </w:r>
+      <w:hyperlink w:anchor="ref-swain2005output">
+        <w:r>
+          <w:rPr>
+            <w:rStyle w:val="Hyperlink"/>
+          </w:rPr>
+          <w:t xml:space="preserve">Swain, 2005</w:t>
+        </w:r>
+      </w:hyperlink>
+      <w:r>
+        <w:t xml:space="preserve">)</w:t>
+      </w:r>
+      <w:r>
+        <w:t xml:space="preserve">. Furthermore,</w:t>
+      </w:r>
+      <w:r>
+        <w:t xml:space="preserve"> </w:t>
+      </w:r>
+      <w:r>
         <w:t xml:space="preserve">Catford and Pisoni (</w:t>
       </w:r>
       <w:hyperlink w:anchor="ref-catford1970auditory">
@@ -1419,7 +1534,10 @@
         <w:t xml:space="preserve">)</w:t>
       </w:r>
       <w:r>
-        <w:t xml:space="preserve">: When teaching new sounds, giving subjects articulatory instruction and having them silently practice is more effective than simply listening and mimicking. The advantage carried over to speech perception; subjects were received articulatory training also showed more proficiency at identifying the new sounds they were producing. A perception task can be done for dental vs alveolar /t/.</w:t>
+        <w:t xml:space="preserve"> </w:t>
+      </w:r>
+      <w:r>
+        <w:t xml:space="preserve">observed that learners given articulatory instruction, as opposed to simply listening and mimicking, performed better not only in production, but also perception. Based on these findings, production has been seen to hold a privileged position in L2 development, and training such, even without perception training, may result in gains for both production and perception.</w:t>
       </w:r>
     </w:p>
     <w:bookmarkEnd w:id="28"/>
@@ -1438,7 +1556,92 @@
         <w:pStyle w:val="FirstParagraph"/>
       </w:pPr>
       <w:r>
-        <w:t xml:space="preserve">Summarize literature.</w:t>
+        <w:t xml:space="preserve">The acquisition of coronal stop-rhotic clusters by L1 English L2 Spanish learners has received much attention</w:t>
+      </w:r>
+      <w:r>
+        <w:t xml:space="preserve"> </w:t>
+      </w:r>
+      <w:r>
+        <w:t xml:space="preserve">(</w:t>
+      </w:r>
+      <w:hyperlink w:anchor="ref-colantoni2006native">
+        <w:r>
+          <w:rPr>
+            <w:rStyle w:val="Hyperlink"/>
+          </w:rPr>
+          <w:t xml:space="preserve">Colantoni &amp; Steele, 2006</w:t>
+        </w:r>
+      </w:hyperlink>
+      <w:r>
+        <w:t xml:space="preserve">,</w:t>
+      </w:r>
+      <w:r>
+        <w:t xml:space="preserve"> </w:t>
+      </w:r>
+      <w:hyperlink w:anchor="ref-colantoni2018mixed">
+        <w:r>
+          <w:rPr>
+            <w:rStyle w:val="Hyperlink"/>
+          </w:rPr>
+          <w:t xml:space="preserve">2018</w:t>
+        </w:r>
+      </w:hyperlink>
+      <w:r>
+        <w:t xml:space="preserve">;</w:t>
+      </w:r>
+      <w:r>
+        <w:t xml:space="preserve"> </w:t>
+      </w:r>
+      <w:hyperlink w:anchor="ref-gonzalez2023acquisition">
+        <w:r>
+          <w:rPr>
+            <w:rStyle w:val="Hyperlink"/>
+          </w:rPr>
+          <w:t xml:space="preserve">González &amp; Weissglass, 2023</w:t>
+        </w:r>
+      </w:hyperlink>
+      <w:r>
+        <w:t xml:space="preserve">;</w:t>
+      </w:r>
+      <w:r>
+        <w:t xml:space="preserve"> </w:t>
+      </w:r>
+      <w:hyperlink w:anchor="ref-morales2017development">
+        <w:r>
+          <w:rPr>
+            <w:rStyle w:val="Hyperlink"/>
+          </w:rPr>
+          <w:t xml:space="preserve">Morales, 2017</w:t>
+        </w:r>
+      </w:hyperlink>
+      <w:r>
+        <w:t xml:space="preserve">)</w:t>
+      </w:r>
+      <w:r>
+        <w:t xml:space="preserve">, but training methodologies addressing learners’ difficulties with this cluster remain far and few between. The current semi-longitudinal study presents a single-participant design</w:t>
+      </w:r>
+      <w:r>
+        <w:t xml:space="preserve"> </w:t>
+      </w:r>
+      <w:r>
+        <w:t xml:space="preserve">(</w:t>
+      </w:r>
+      <w:hyperlink w:anchor="ref-gick2008ultrasound">
+        <w:r>
+          <w:rPr>
+            <w:rStyle w:val="Hyperlink"/>
+          </w:rPr>
+          <w:t xml:space="preserve">Gick et al., 2008</w:t>
+        </w:r>
+      </w:hyperlink>
+      <w:r>
+        <w:t xml:space="preserve">)</w:t>
+      </w:r>
+      <w:r>
+        <w:t xml:space="preserve"> </w:t>
+      </w:r>
+      <w:r>
+        <w:t xml:space="preserve">to determine the impact of ultrasound training on production of coronal stop-rhotic clusters and to better understand the relationship between production and perception development.</w:t>
       </w:r>
     </w:p>
     <w:bookmarkEnd w:id="30"/>
@@ -1460,14 +1663,81 @@
         <w:t xml:space="preserve">Participants</w:t>
       </w:r>
     </w:p>
+    <w:p>
+      <w:pPr>
+        <w:pStyle w:val="FirstParagraph"/>
+      </w:pPr>
+      <w:r>
+        <w:t xml:space="preserve">Twenty L1 English L2 Spanish learners participated in the study. Participants were enrolled in a six-week domestic immersion Spanish beginner program, where they had minimal contact with English. Before the program, they had minimal contact with Spanish. The twenty participants were split evenly into a control group and experimental group. Both groups completed the same tasks described below, but the experimental group received ultrasound training, whereas the control group did not.</w:t>
+      </w:r>
+    </w:p>
     <w:bookmarkEnd w:id="31"/>
-    <w:bookmarkStart w:id="32" w:name="measures"/>
+    <w:bookmarkStart w:id="32" w:name="tasks"/>
     <w:p>
       <w:pPr>
         <w:pStyle w:val="Heading2"/>
       </w:pPr>
       <w:r>
-        <w:t xml:space="preserve">Measures</w:t>
+        <w:t xml:space="preserve">Tasks</w:t>
+      </w:r>
+    </w:p>
+    <w:p>
+      <w:pPr>
+        <w:pStyle w:val="FirstParagraph"/>
+      </w:pPr>
+      <w:r>
+        <w:t xml:space="preserve">Participants completed three tasks three times over the course of three weeks: a delayed shadowing task (production), an AXB discrimination task (perception), and an AB identification task (perception). All stimuli for the following tasks were recorded by an L1 English L1 Spanish simultaneous bilingual.</w:t>
+      </w:r>
+    </w:p>
+    <w:p>
+      <w:pPr>
+        <w:pStyle w:val="BodyText"/>
+      </w:pPr>
+      <w:r>
+        <w:t xml:space="preserve">The delayed shadowing task consisted of 30 target nonce words and 40 distractors. All target words were bisyllabic trVCV with penultimate stress, the most common stress pattern in Spanish. Each of the five Spanish vowels /i e a o u/ represented the first V six times. The second syllable variably started with one of the six stop consonants /p t k b d g/, and the final V was always /a/. Stimuli were presented in random order and repeated three times each.</w:t>
+      </w:r>
+    </w:p>
+    <w:p>
+      <w:pPr>
+        <w:pStyle w:val="BodyText"/>
+      </w:pPr>
+      <w:r>
+        <w:t xml:space="preserve">Both the AXB discrimination and AB identification tasks focused on two cues: voice onset time (VOT) and rhotic manner of articulation</w:t>
+      </w:r>
+      <w:r>
+        <w:t xml:space="preserve"> </w:t>
+      </w:r>
+      <w:r>
+        <w:t xml:space="preserve">(</w:t>
+      </w:r>
+      <w:hyperlink w:anchor="ref-morales2017development">
+        <w:r>
+          <w:rPr>
+            <w:rStyle w:val="Hyperlink"/>
+          </w:rPr>
+          <w:t xml:space="preserve">Morales, 2017</w:t>
+        </w:r>
+      </w:hyperlink>
+      <w:r>
+        <w:t xml:space="preserve">)</w:t>
+      </w:r>
+      <w:r>
+        <w:t xml:space="preserve">. The recorder of the stimuli produced each word, once using standard Spanish pronunciation, and once imitating a naive L1 English speaker to produce /tr dr/ as it would be produced in English. That is, as an affricate. To create two categories, the affricate was spliced into recordings with the standard Spanish pronunciation. Voice onset time was manipulated in</w:t>
+      </w:r>
+      <w:r>
+        <w:t xml:space="preserve"> </w:t>
+      </w:r>
+      <w:r>
+        <w:rPr>
+          <w:rStyle w:val="VerbatimChar"/>
+        </w:rPr>
+        <w:t xml:space="preserve">Praat</w:t>
+      </w:r>
+      <w:r>
+        <w:t xml:space="preserve"> </w:t>
+      </w:r>
+      <w:r>
+        <w:t xml:space="preserve">over seven steps, ranging from typical VOT for Spanish to typical VOT for English.</w:t>
       </w:r>
     </w:p>
     <w:bookmarkEnd w:id="32"/>
@@ -1478,6 +1748,80 @@
       </w:pPr>
       <w:r>
         <w:t xml:space="preserve">Procedure</w:t>
+      </w:r>
+    </w:p>
+    <w:p>
+      <w:pPr>
+        <w:pStyle w:val="FirstParagraph"/>
+      </w:pPr>
+      <w:r>
+        <w:t xml:space="preserve">Data collection took place over the course of five sessions over five consecutive weeks, each session taking place on Sunday.</w:t>
+      </w:r>
+    </w:p>
+    <w:p>
+      <w:pPr>
+        <w:pStyle w:val="BodyText"/>
+      </w:pPr>
+      <w:r>
+        <w:t xml:space="preserve">The control group, at each session, completed the delayed shadowing task, then the AXB discrimination task, and finally the AB identification task.</w:t>
+      </w:r>
+    </w:p>
+    <w:p>
+      <w:pPr>
+        <w:pStyle w:val="BodyText"/>
+      </w:pPr>
+      <w:r>
+        <w:t xml:space="preserve">The experimental group likewise completed the same three tasks in the same order at each of the five sessions. However, during the middle three sessions, participants took part in ultrasound training. They always completed the production and perception tasks before the ultrasound training. Each training session took place over the course of approximately 30 to 45 minutes. Participants were shown how to use the ultrasound and instructed that they may view midsaggital or coronal views (the latter possibly being useful to view the English affricate). They were provided with .mp4 files of native Spanish speakers producing coronal stop-rhotic clusters, which included aligned audio and ultrasound imaging video. At each session, they were provided the following questions on a piece of paper that they answered</w:t>
+      </w:r>
+      <w:r>
+        <w:t xml:space="preserve"> </w:t>
+      </w:r>
+      <w:r>
+        <w:t xml:space="preserve">(</w:t>
+      </w:r>
+      <w:hyperlink w:anchor="ref-olson2014benefits">
+        <w:r>
+          <w:rPr>
+            <w:rStyle w:val="Hyperlink"/>
+          </w:rPr>
+          <w:t xml:space="preserve">Olson, 2014</w:t>
+        </w:r>
+      </w:hyperlink>
+      <w:r>
+        <w:t xml:space="preserve">)</w:t>
+      </w:r>
+      <w:r>
+        <w:t xml:space="preserve">: 1) Describe the visual difference between your production and the production by a native Spanish speaker. 2) Where is the Spanish speaker’s tongue tip when they pronounce</w:t>
+      </w:r>
+      <w:r>
+        <w:t xml:space="preserve"> </w:t>
+      </w:r>
+      <w:r>
+        <w:t xml:space="preserve">‘t’</w:t>
+      </w:r>
+      <w:r>
+        <w:t xml:space="preserve"> </w:t>
+      </w:r>
+      <w:r>
+        <w:t xml:space="preserve">or</w:t>
+      </w:r>
+      <w:r>
+        <w:t xml:space="preserve"> </w:t>
+      </w:r>
+      <w:r>
+        <w:t xml:space="preserve">‘t’</w:t>
+      </w:r>
+      <w:r>
+        <w:t xml:space="preserve">? 3) Where is the Spanish speaker’s tongue tip when they pronounce</w:t>
+      </w:r>
+      <w:r>
+        <w:t xml:space="preserve"> </w:t>
+      </w:r>
+      <w:r>
+        <w:t xml:space="preserve">‘r’</w:t>
+      </w:r>
+      <w:r>
+        <w:t xml:space="preserve">?</w:t>
       </w:r>
     </w:p>
     <w:bookmarkEnd w:id="33"/>
@@ -1522,7 +1866,7 @@
     </w:p>
     <w:bookmarkEnd w:id="37"/>
     <w:bookmarkEnd w:id="38"/>
-    <w:bookmarkStart w:id="89" w:name="references"/>
+    <w:bookmarkStart w:id="93" w:name="references"/>
     <w:p>
       <w:pPr>
         <w:pStyle w:val="Heading1"/>
@@ -1531,7 +1875,7 @@
         <w:t xml:space="preserve">References</w:t>
       </w:r>
     </w:p>
-    <w:bookmarkStart w:id="88" w:name="refs"/>
+    <w:bookmarkStart w:id="92" w:name="refs"/>
     <w:bookmarkStart w:id="39" w:name="ref-akahane1997second"/>
     <w:p>
       <w:pPr>
@@ -1758,13 +2102,49 @@
       </w:r>
     </w:p>
     <w:bookmarkEnd w:id="45"/>
-    <w:bookmarkStart w:id="46" w:name="ref-casillas2020longitudinal"/>
+    <w:bookmarkStart w:id="46" w:name="ref-casillas2020phonetic"/>
     <w:p>
       <w:pPr>
         <w:pStyle w:val="Bibliography"/>
       </w:pPr>
       <w:r>
-        <w:t xml:space="preserve">Casillas, J. V. (2020). The longitudinal development of fine-phonetic detail: Stop production in a domestic immersion program.</w:t>
+        <w:t xml:space="preserve">Casillas, J. V. (2020a). Phonetic category formation is perceptually driven during the early stages of adult L2 development.</w:t>
+      </w:r>
+      <w:r>
+        <w:t xml:space="preserve"> </w:t>
+      </w:r>
+      <w:r>
+        <w:rPr>
+          <w:i/>
+          <w:iCs/>
+        </w:rPr>
+        <w:t xml:space="preserve">Language and Speech</w:t>
+      </w:r>
+      <w:r>
+        <w:t xml:space="preserve">,</w:t>
+      </w:r>
+      <w:r>
+        <w:t xml:space="preserve"> </w:t>
+      </w:r>
+      <w:r>
+        <w:rPr>
+          <w:i/>
+          <w:iCs/>
+        </w:rPr>
+        <w:t xml:space="preserve">63</w:t>
+      </w:r>
+      <w:r>
+        <w:t xml:space="preserve">(3), 550–581.</w:t>
+      </w:r>
+    </w:p>
+    <w:bookmarkEnd w:id="46"/>
+    <w:bookmarkStart w:id="47" w:name="ref-casillas2020longitudinal"/>
+    <w:p>
+      <w:pPr>
+        <w:pStyle w:val="Bibliography"/>
+      </w:pPr>
+      <w:r>
+        <w:t xml:space="preserve">Casillas, J. V. (2020b). The longitudinal development of fine-phonetic detail: Stop production in a domestic immersion program.</w:t>
       </w:r>
       <w:r>
         <w:t xml:space="preserve"> </w:t>
@@ -1793,8 +2173,8 @@
         <w:t xml:space="preserve">(3), 768–806.</w:t>
       </w:r>
     </w:p>
-    <w:bookmarkEnd w:id="46"/>
-    <w:bookmarkStart w:id="47" w:name="ref-catford1970auditory"/>
+    <w:bookmarkEnd w:id="47"/>
+    <w:bookmarkStart w:id="48" w:name="ref-catford1970auditory"/>
     <w:p>
       <w:pPr>
         <w:pStyle w:val="Bibliography"/>
@@ -1813,8 +2193,8 @@
         <w:t xml:space="preserve">Auditory vs. Articulatory training in exotic sounds. Final report.</w:t>
       </w:r>
     </w:p>
-    <w:bookmarkEnd w:id="47"/>
-    <w:bookmarkStart w:id="48" w:name="ref-chun1989teaching"/>
+    <w:bookmarkEnd w:id="48"/>
+    <w:bookmarkStart w:id="49" w:name="ref-chun1989teaching"/>
     <w:p>
       <w:pPr>
         <w:pStyle w:val="Bibliography"/>
@@ -1849,8 +2229,8 @@
         <w:t xml:space="preserve">(1), 21–46.</w:t>
       </w:r>
     </w:p>
-    <w:bookmarkEnd w:id="48"/>
-    <w:bookmarkStart w:id="49" w:name="ref-chun1998signal"/>
+    <w:bookmarkEnd w:id="49"/>
+    <w:bookmarkStart w:id="50" w:name="ref-chun1998signal"/>
     <w:p>
       <w:pPr>
         <w:pStyle w:val="Bibliography"/>
@@ -1885,8 +2265,8 @@
         <w:t xml:space="preserve">(1), 61–77.</w:t>
       </w:r>
     </w:p>
-    <w:bookmarkEnd w:id="49"/>
-    <w:bookmarkStart w:id="50" w:name="ref-chun2002discourse"/>
+    <w:bookmarkEnd w:id="50"/>
+    <w:bookmarkStart w:id="51" w:name="ref-chun2002discourse"/>
     <w:p>
       <w:pPr>
         <w:pStyle w:val="Bibliography"/>
@@ -1908,8 +2288,8 @@
         <w:t xml:space="preserve">. John Benjamins.</w:t>
       </w:r>
     </w:p>
-    <w:bookmarkEnd w:id="50"/>
-    <w:bookmarkStart w:id="51" w:name="ref-colantoni2006native"/>
+    <w:bookmarkEnd w:id="51"/>
+    <w:bookmarkStart w:id="52" w:name="ref-colantoni2006native"/>
     <w:p>
       <w:pPr>
         <w:pStyle w:val="Bibliography"/>
@@ -1931,8 +2311,8 @@
         <w:t xml:space="preserve">, 59–73.</w:t>
       </w:r>
     </w:p>
-    <w:bookmarkEnd w:id="51"/>
-    <w:bookmarkStart w:id="52" w:name="ref-colantoni2018mixed"/>
+    <w:bookmarkEnd w:id="52"/>
+    <w:bookmarkStart w:id="53" w:name="ref-colantoni2018mixed"/>
     <w:p>
       <w:pPr>
         <w:pStyle w:val="Bibliography"/>
@@ -1967,8 +2347,8 @@
         <w:t xml:space="preserve">(2), 12.</w:t>
       </w:r>
     </w:p>
-    <w:bookmarkEnd w:id="52"/>
-    <w:bookmarkStart w:id="53" w:name="ref-cruttenden2014gimson"/>
+    <w:bookmarkEnd w:id="53"/>
+    <w:bookmarkStart w:id="54" w:name="ref-cruttenden2014gimson"/>
     <w:p>
       <w:pPr>
         <w:pStyle w:val="Bibliography"/>
@@ -1990,8 +2370,8 @@
         <w:t xml:space="preserve">. Routledge.</w:t>
       </w:r>
     </w:p>
-    <w:bookmarkEnd w:id="53"/>
-    <w:bookmarkStart w:id="54" w:name="ref-daidone2014quierro"/>
+    <w:bookmarkEnd w:id="54"/>
+    <w:bookmarkStart w:id="55" w:name="ref-daidone2014quierro"/>
     <w:p>
       <w:pPr>
         <w:pStyle w:val="Bibliography"/>
@@ -2013,8 +2393,8 @@
         <w:t xml:space="preserve">, 39–50.</w:t>
       </w:r>
     </w:p>
-    <w:bookmarkEnd w:id="54"/>
-    <w:bookmarkStart w:id="55" w:name="ref-dart1991articulatory"/>
+    <w:bookmarkEnd w:id="55"/>
+    <w:bookmarkStart w:id="56" w:name="ref-dart1991articulatory"/>
     <w:p>
       <w:pPr>
         <w:pStyle w:val="Bibliography"/>
@@ -2039,8 +2419,8 @@
         <w:t xml:space="preserve">[PhD thesis]. University of California, Los Angeles.</w:t>
       </w:r>
     </w:p>
-    <w:bookmarkEnd w:id="55"/>
-    <w:bookmarkStart w:id="56" w:name="ref-derwing2005second"/>
+    <w:bookmarkEnd w:id="56"/>
+    <w:bookmarkStart w:id="57" w:name="ref-derwing2005second"/>
     <w:p>
       <w:pPr>
         <w:pStyle w:val="Bibliography"/>
@@ -2075,8 +2455,8 @@
         <w:t xml:space="preserve">(3), 379–397.</w:t>
       </w:r>
     </w:p>
-    <w:bookmarkEnd w:id="56"/>
-    <w:bookmarkStart w:id="57" w:name="ref-dugan2023qualitative"/>
+    <w:bookmarkEnd w:id="57"/>
+    <w:bookmarkStart w:id="58" w:name="ref-dugan2023qualitative"/>
     <w:p>
       <w:pPr>
         <w:pStyle w:val="Bibliography"/>
@@ -2111,8 +2491,8 @@
         <w:t xml:space="preserve">(3), 1252–1274.</w:t>
       </w:r>
     </w:p>
-    <w:bookmarkEnd w:id="57"/>
-    <w:bookmarkStart w:id="58" w:name="ref-engwall2008can"/>
+    <w:bookmarkEnd w:id="58"/>
+    <w:bookmarkStart w:id="59" w:name="ref-engwall2008can"/>
     <w:p>
       <w:pPr>
         <w:pStyle w:val="Bibliography"/>
@@ -2134,8 +2514,8 @@
         <w:t xml:space="preserve">, 2631–2634.</w:t>
       </w:r>
     </w:p>
-    <w:bookmarkEnd w:id="58"/>
-    <w:bookmarkStart w:id="59" w:name="ref-face2006intervocalic"/>
+    <w:bookmarkEnd w:id="59"/>
+    <w:bookmarkStart w:id="60" w:name="ref-face2006intervocalic"/>
     <w:p>
       <w:pPr>
         <w:pStyle w:val="Bibliography"/>
@@ -2157,8 +2537,8 @@
         <w:t xml:space="preserve">, 47–58.</w:t>
       </w:r>
     </w:p>
-    <w:bookmarkEnd w:id="59"/>
-    <w:bookmarkStart w:id="60" w:name="ref-face2021ultimate"/>
+    <w:bookmarkEnd w:id="60"/>
+    <w:bookmarkStart w:id="61" w:name="ref-face2021ultimate"/>
     <w:p>
       <w:pPr>
         <w:pStyle w:val="Bibliography"/>
@@ -2180,8 +2560,8 @@
         <w:t xml:space="preserve">, 167–180.</w:t>
       </w:r>
     </w:p>
-    <w:bookmarkEnd w:id="60"/>
-    <w:bookmarkStart w:id="61" w:name="ref-gick2008ultrasound"/>
+    <w:bookmarkEnd w:id="61"/>
+    <w:bookmarkStart w:id="62" w:name="ref-gick2008ultrasound"/>
     <w:p>
       <w:pPr>
         <w:pStyle w:val="Bibliography"/>
@@ -2206,8 +2586,8 @@
         <w:t xml:space="preserve">(pp. 309–322). John Benjamins Publishing Company.</w:t>
       </w:r>
     </w:p>
-    <w:bookmarkEnd w:id="61"/>
-    <w:bookmarkStart w:id="62" w:name="ref-gick2005techniques"/>
+    <w:bookmarkEnd w:id="62"/>
+    <w:bookmarkStart w:id="63" w:name="ref-gick2005techniques"/>
     <w:p>
       <w:pPr>
         <w:pStyle w:val="Bibliography"/>
@@ -2242,8 +2622,8 @@
         <w:t xml:space="preserve">(6-7), 503–514.</w:t>
       </w:r>
     </w:p>
-    <w:bookmarkEnd w:id="62"/>
-    <w:bookmarkStart w:id="63" w:name="ref-gilbert2014intonation"/>
+    <w:bookmarkEnd w:id="63"/>
+    <w:bookmarkStart w:id="64" w:name="ref-gilbert2014intonation"/>
     <w:p>
       <w:pPr>
         <w:pStyle w:val="Bibliography"/>
@@ -2265,8 +2645,8 @@
         <w:t xml:space="preserve">, 107–137.</w:t>
       </w:r>
     </w:p>
-    <w:bookmarkEnd w:id="63"/>
-    <w:bookmarkStart w:id="64" w:name="ref-gonzalez2023acquisition"/>
+    <w:bookmarkEnd w:id="64"/>
+    <w:bookmarkStart w:id="65" w:name="ref-gonzalez2023acquisition"/>
     <w:p>
       <w:pPr>
         <w:pStyle w:val="Bibliography"/>
@@ -2315,8 +2695,8 @@
         <w:t xml:space="preserve">(1-2), 395–416.</w:t>
       </w:r>
     </w:p>
-    <w:bookmarkEnd w:id="64"/>
-    <w:bookmarkStart w:id="65" w:name="ref-gordon2012pronunciation"/>
+    <w:bookmarkEnd w:id="65"/>
+    <w:bookmarkStart w:id="66" w:name="ref-gordon2012pronunciation"/>
     <w:p>
       <w:pPr>
         <w:pStyle w:val="Bibliography"/>
@@ -2351,8 +2731,8 @@
         <w:t xml:space="preserve">(1).</w:t>
       </w:r>
     </w:p>
-    <w:bookmarkEnd w:id="65"/>
-    <w:bookmarkStart w:id="66" w:name="ref-jongman1985acoustic"/>
+    <w:bookmarkEnd w:id="66"/>
+    <w:bookmarkStart w:id="67" w:name="ref-jongman1985acoustic"/>
     <w:p>
       <w:pPr>
         <w:pStyle w:val="Bibliography"/>
@@ -2387,8 +2767,8 @@
         <w:t xml:space="preserve">(2), 235–251.</w:t>
       </w:r>
     </w:p>
-    <w:bookmarkEnd w:id="66"/>
-    <w:bookmarkStart w:id="67" w:name="ref-kelly2019perception"/>
+    <w:bookmarkEnd w:id="67"/>
+    <w:bookmarkStart w:id="68" w:name="ref-kelly2019perception"/>
     <w:p>
       <w:pPr>
         <w:pStyle w:val="Bibliography"/>
@@ -2423,8 +2803,8 @@
         <w:t xml:space="preserve">(2), 277–302.</w:t>
       </w:r>
     </w:p>
-    <w:bookmarkEnd w:id="67"/>
-    <w:bookmarkStart w:id="68" w:name="ref-kelsey1969applications"/>
+    <w:bookmarkEnd w:id="68"/>
+    <w:bookmarkStart w:id="69" w:name="ref-kelsey1969applications"/>
     <w:p>
       <w:pPr>
         <w:pStyle w:val="Bibliography"/>
@@ -2459,8 +2839,8 @@
         <w:t xml:space="preserve">(3), 564–575.</w:t>
       </w:r>
     </w:p>
-    <w:bookmarkEnd w:id="68"/>
-    <w:bookmarkStart w:id="69" w:name="ref-levitt2007augmented"/>
+    <w:bookmarkEnd w:id="69"/>
+    <w:bookmarkStart w:id="70" w:name="ref-levitt2007augmented"/>
     <w:p>
       <w:pPr>
         <w:pStyle w:val="Bibliography"/>
@@ -2495,8 +2875,8 @@
         <w:t xml:space="preserve">, 060002.</w:t>
       </w:r>
     </w:p>
-    <w:bookmarkEnd w:id="69"/>
-    <w:bookmarkStart w:id="70" w:name="ref-long1990least"/>
+    <w:bookmarkEnd w:id="70"/>
+    <w:bookmarkStart w:id="71" w:name="ref-long1990least"/>
     <w:p>
       <w:pPr>
         <w:pStyle w:val="Bibliography"/>
@@ -2531,8 +2911,8 @@
         <w:t xml:space="preserve">(4), 649–666.</w:t>
       </w:r>
     </w:p>
-    <w:bookmarkEnd w:id="70"/>
-    <w:bookmarkStart w:id="71" w:name="ref-molholt1990spectrographic"/>
+    <w:bookmarkEnd w:id="71"/>
+    <w:bookmarkStart w:id="72" w:name="ref-molholt1990spectrographic"/>
     <w:p>
       <w:pPr>
         <w:pStyle w:val="Bibliography"/>
@@ -2567,8 +2947,8 @@
         <w:t xml:space="preserve">(1), 81–92.</w:t>
       </w:r>
     </w:p>
-    <w:bookmarkEnd w:id="71"/>
-    <w:bookmarkStart w:id="72" w:name="ref-morales2017development"/>
+    <w:bookmarkEnd w:id="72"/>
+    <w:bookmarkStart w:id="73" w:name="ref-morales2017development"/>
     <w:p>
       <w:pPr>
         <w:pStyle w:val="Bibliography"/>
@@ -2593,8 +2973,8 @@
         <w:t xml:space="preserve">[Master’s thesis]. Purdue University.</w:t>
       </w:r>
     </w:p>
-    <w:bookmarkEnd w:id="72"/>
-    <w:bookmarkStart w:id="73" w:name="ref-navarra2007hearing"/>
+    <w:bookmarkEnd w:id="73"/>
+    <w:bookmarkStart w:id="74" w:name="ref-navarra2007hearing"/>
     <w:p>
       <w:pPr>
         <w:pStyle w:val="Bibliography"/>
@@ -2629,8 +3009,8 @@
         <w:t xml:space="preserve">(1), 4–12.</w:t>
       </w:r>
     </w:p>
-    <w:bookmarkEnd w:id="73"/>
-    <w:bookmarkStart w:id="74" w:name="ref-olsen2012l2"/>
+    <w:bookmarkEnd w:id="74"/>
+    <w:bookmarkStart w:id="75" w:name="ref-olsen2012l2"/>
     <w:p>
       <w:pPr>
         <w:pStyle w:val="Bibliography"/>
@@ -2665,8 +3045,8 @@
         <w:t xml:space="preserve">(1), 65–82.</w:t>
       </w:r>
     </w:p>
-    <w:bookmarkEnd w:id="74"/>
-    <w:bookmarkStart w:id="75" w:name="ref-olson2014benefits"/>
+    <w:bookmarkEnd w:id="75"/>
+    <w:bookmarkStart w:id="76" w:name="ref-olson2014benefits"/>
     <w:p>
       <w:pPr>
         <w:pStyle w:val="Bibliography"/>
@@ -2688,8 +3068,8 @@
         <w:t xml:space="preserve">.</w:t>
       </w:r>
     </w:p>
-    <w:bookmarkEnd w:id="75"/>
-    <w:bookmarkStart w:id="76" w:name="ref-ouni2014tongue"/>
+    <w:bookmarkEnd w:id="76"/>
+    <w:bookmarkStart w:id="77" w:name="ref-ouni2014tongue"/>
     <w:p>
       <w:pPr>
         <w:pStyle w:val="Bibliography"/>
@@ -2724,8 +3104,8 @@
         <w:t xml:space="preserve">(5), 439–453.</w:t>
       </w:r>
     </w:p>
-    <w:bookmarkEnd w:id="76"/>
-    <w:bookmarkStart w:id="77" w:name="ref-reetz2020phonetics"/>
+    <w:bookmarkEnd w:id="77"/>
+    <w:bookmarkStart w:id="78" w:name="ref-reetz2020phonetics"/>
     <w:p>
       <w:pPr>
         <w:pStyle w:val="Bibliography"/>
@@ -2747,8 +3127,8 @@
         <w:t xml:space="preserve">. John Wiley &amp; Sons.</w:t>
       </w:r>
     </w:p>
-    <w:bookmarkEnd w:id="77"/>
-    <w:bookmarkStart w:id="78" w:name="ref-rogerson2021computer"/>
+    <w:bookmarkEnd w:id="78"/>
+    <w:bookmarkStart w:id="79" w:name="ref-rogerson2021computer"/>
     <w:p>
       <w:pPr>
         <w:pStyle w:val="Bibliography"/>
@@ -2783,8 +3163,8 @@
         <w:t xml:space="preserve">(1), 189–205.</w:t>
       </w:r>
     </w:p>
-    <w:bookmarkEnd w:id="78"/>
-    <w:bookmarkStart w:id="79" w:name="ref-saito2015communicative"/>
+    <w:bookmarkEnd w:id="79"/>
+    <w:bookmarkStart w:id="80" w:name="ref-saito2015communicative"/>
     <w:p>
       <w:pPr>
         <w:pStyle w:val="Bibliography"/>
@@ -2819,8 +3199,8 @@
         <w:t xml:space="preserve">(2), 377–409.</w:t>
       </w:r>
     </w:p>
-    <w:bookmarkEnd w:id="79"/>
-    <w:bookmarkStart w:id="80" w:name="ref-schwartz2023all"/>
+    <w:bookmarkEnd w:id="80"/>
+    <w:bookmarkStart w:id="81" w:name="ref-schwartz2023all"/>
     <w:p>
       <w:pPr>
         <w:pStyle w:val="Bibliography"/>
@@ -2855,8 +3235,8 @@
         <w:t xml:space="preserve">(3), 623–654.</w:t>
       </w:r>
     </w:p>
-    <w:bookmarkEnd w:id="80"/>
-    <w:bookmarkStart w:id="81" w:name="ref-scobbie2006acquisition"/>
+    <w:bookmarkEnd w:id="81"/>
+    <w:bookmarkStart w:id="82" w:name="ref-scobbie2006acquisition"/>
     <w:p>
       <w:pPr>
         <w:pStyle w:val="Bibliography"/>
@@ -2878,8 +3258,8 @@
         <w:t xml:space="preserve">.</w:t>
       </w:r>
     </w:p>
-    <w:bookmarkEnd w:id="81"/>
-    <w:bookmarkStart w:id="82" w:name="ref-scovel1988power"/>
+    <w:bookmarkEnd w:id="82"/>
+    <w:bookmarkStart w:id="83" w:name="ref-scovel1988power"/>
     <w:p>
       <w:pPr>
         <w:pStyle w:val="Bibliography"/>
@@ -2914,13 +3294,49 @@
         <w:t xml:space="preserve">(2), 1–13.</w:t>
       </w:r>
     </w:p>
-    <w:bookmarkEnd w:id="82"/>
-    <w:bookmarkStart w:id="83" w:name="ref-stone2005preface"/>
+    <w:bookmarkEnd w:id="83"/>
+    <w:bookmarkStart w:id="84" w:name="ref-sheldon1982acquisition"/>
     <w:p>
       <w:pPr>
         <w:pStyle w:val="Bibliography"/>
       </w:pPr>
       <w:r>
+        <w:t xml:space="preserve">Sheldon, A., &amp; Strange, W. (1982). The acquisition of/r/and/l/by japanese learners of english: Evidence that speech production can precede speech perception.</w:t>
+      </w:r>
+      <w:r>
+        <w:t xml:space="preserve"> </w:t>
+      </w:r>
+      <w:r>
+        <w:rPr>
+          <w:i/>
+          <w:iCs/>
+        </w:rPr>
+        <w:t xml:space="preserve">Applied Psycholinguistics</w:t>
+      </w:r>
+      <w:r>
+        <w:t xml:space="preserve">,</w:t>
+      </w:r>
+      <w:r>
+        <w:t xml:space="preserve"> </w:t>
+      </w:r>
+      <w:r>
+        <w:rPr>
+          <w:i/>
+          <w:iCs/>
+        </w:rPr>
+        <w:t xml:space="preserve">3</w:t>
+      </w:r>
+      <w:r>
+        <w:t xml:space="preserve">(3), 243–261.</w:t>
+      </w:r>
+    </w:p>
+    <w:bookmarkEnd w:id="84"/>
+    <w:bookmarkStart w:id="85" w:name="ref-stone2005preface"/>
+    <w:p>
+      <w:pPr>
+        <w:pStyle w:val="Bibliography"/>
+      </w:pPr>
+      <w:r>
         <w:t xml:space="preserve">Stone, M. (2005). Preface to the special issue on ultrasound imaging of the tongue.</w:t>
       </w:r>
       <w:r>
@@ -2950,8 +3366,8 @@
         <w:t xml:space="preserve">(6-7), 453–454.</w:t>
       </w:r>
     </w:p>
-    <w:bookmarkEnd w:id="83"/>
-    <w:bookmarkStart w:id="84" w:name="ref-suemitsu2015real"/>
+    <w:bookmarkEnd w:id="85"/>
+    <w:bookmarkStart w:id="86" w:name="ref-suemitsu2015real"/>
     <w:p>
       <w:pPr>
         <w:pStyle w:val="Bibliography"/>
@@ -2986,13 +3402,75 @@
         <w:t xml:space="preserve">(4), EL382–EL387.</w:t>
       </w:r>
     </w:p>
-    <w:bookmarkEnd w:id="84"/>
-    <w:bookmarkStart w:id="85" w:name="ref-weech2009second"/>
+    <w:bookmarkEnd w:id="86"/>
+    <w:bookmarkStart w:id="87" w:name="ref-swain2005output"/>
     <w:p>
       <w:pPr>
         <w:pStyle w:val="Bibliography"/>
       </w:pPr>
       <w:r>
+        <w:t xml:space="preserve">Swain, M. (2005). The output hypothesis: Theory and research. In</w:t>
+      </w:r>
+      <w:r>
+        <w:t xml:space="preserve"> </w:t>
+      </w:r>
+      <w:r>
+        <w:rPr>
+          <w:i/>
+          <w:iCs/>
+        </w:rPr>
+        <w:t xml:space="preserve">Handbook of research in second language teaching and learning</w:t>
+      </w:r>
+      <w:r>
+        <w:t xml:space="preserve"> </w:t>
+      </w:r>
+      <w:r>
+        <w:t xml:space="preserve">(pp. 471–483). Routledge.</w:t>
+      </w:r>
+    </w:p>
+    <w:bookmarkEnd w:id="87"/>
+    <w:bookmarkStart w:id="88" w:name="ref-van2015learning"/>
+    <w:p>
+      <w:pPr>
+        <w:pStyle w:val="Bibliography"/>
+      </w:pPr>
+      <w:r>
+        <w:t xml:space="preserve">Van Leussen, J.-W., &amp; Escudero, P. (2015). Learning to perceive and recognize a second language: The L2LP model revised.</w:t>
+      </w:r>
+      <w:r>
+        <w:t xml:space="preserve"> </w:t>
+      </w:r>
+      <w:r>
+        <w:rPr>
+          <w:i/>
+          <w:iCs/>
+        </w:rPr>
+        <w:t xml:space="preserve">Frontiers in Psychology</w:t>
+      </w:r>
+      <w:r>
+        <w:t xml:space="preserve">,</w:t>
+      </w:r>
+      <w:r>
+        <w:t xml:space="preserve"> </w:t>
+      </w:r>
+      <w:r>
+        <w:rPr>
+          <w:i/>
+          <w:iCs/>
+        </w:rPr>
+        <w:t xml:space="preserve">6</w:t>
+      </w:r>
+      <w:r>
+        <w:t xml:space="preserve">, 1000.</w:t>
+      </w:r>
+    </w:p>
+    <w:bookmarkEnd w:id="88"/>
+    <w:bookmarkStart w:id="89" w:name="ref-weech2009second"/>
+    <w:p>
+      <w:pPr>
+        <w:pStyle w:val="Bibliography"/>
+      </w:pPr>
+      <w:r>
         <w:t xml:space="preserve">Weech, A. M. (2009).</w:t>
       </w:r>
       <w:r>
@@ -3009,8 +3487,8 @@
         <w:t xml:space="preserve">. Brigham Young University.</w:t>
       </w:r>
     </w:p>
-    <w:bookmarkEnd w:id="85"/>
-    <w:bookmarkStart w:id="86" w:name="ref-wilson2014using"/>
+    <w:bookmarkEnd w:id="89"/>
+    <w:bookmarkStart w:id="90" w:name="ref-wilson2014using"/>
     <w:p>
       <w:pPr>
         <w:pStyle w:val="Bibliography"/>
@@ -3045,8 +3523,8 @@
         <w:t xml:space="preserve">(6), 285–289.</w:t>
       </w:r>
     </w:p>
-    <w:bookmarkEnd w:id="86"/>
-    <w:bookmarkStart w:id="87" w:name="ref-zue1979acoustic"/>
+    <w:bookmarkEnd w:id="90"/>
+    <w:bookmarkStart w:id="91" w:name="ref-zue1979acoustic"/>
     <w:p>
       <w:pPr>
         <w:pStyle w:val="Bibliography"/>
@@ -3081,9 +3559,9 @@
         <w:t xml:space="preserve">(4), 1039–1050.</w:t>
       </w:r>
     </w:p>
-    <w:bookmarkEnd w:id="87"/>
-    <w:bookmarkEnd w:id="88"/>
-    <w:bookmarkEnd w:id="89"/>
+    <w:bookmarkEnd w:id="91"/>
+    <w:bookmarkEnd w:id="92"/>
+    <w:bookmarkEnd w:id="93"/>
     <w:sectPr>
       <w:headerReference r:id="rId9" w:type="even"/>
       <w:headerReference r:id="rId11" w:type="default"/>
